--- a/report/RT-UPI-Fraud-Mitigation_Phase1_Report.docx
+++ b/report/RT-UPI-Fraud-Mitigation_Phase1_Report.docx
@@ -544,7 +544,7 @@
           <w:i w:val="0"/>
           <w:sz w:val="24"/>
         </w:rPr>
-        <w:t>The Unified Payments Interface settles transactions irrevocably within seconds, making recovery of fraudulent transfers largely infeasible since stolen funds are withdrawn through mule accounts before retrospective analysis raises an alert. Conventional analytics operate after settlement and cannot prevent loss on such a rail. This project proposes RT-IIPF, which relocates the fraud decision inside the payment transaction itself. The switch authenticates the customer, locks both ledger rows, applies the debit and credit provisionally without committing, and suspends the executing thread while an isolated microservice scores the transaction. A hybrid engine fuses a deterministic rule tier with two complementary unsupervised detectors, an Isolation Forest and a Local Outlier Factor model, requiring no labelled fraud data. Six user-entered fields are enriched into a thirteen-dimensional vector using client telemetry and server-resolved attributes a hostile client cannot forge. A clean verdict commits the ledger, whereas a fraudulent verdict writes the account lock and audit record in an independent transaction before triggering an atomic rollback, so a blocked transfer never attains durable existence. Evaluated on 250,000 UPI transactions using synthetic fraud injection, the hybrid achieved 0.745 recall at a 0.86 percent false-positive rate, a fivefold improvement over a single Isolation Forest, with the inline decision measured at eleven to twelve milliseconds.</w:t>
+        <w:t>The Unified Payments Interface settles transactions irrevocably within seconds, making recovery of fraudulent transfers largely infeasible since stolen funds are withdrawn through mule accounts before retrospective analysis raises an alert. Conventional analytics operate after settlement and cannot prevent loss on such a rail. This project proposes RT-IIPF, which relocates the fraud decision inside the payment transaction itself. The switch authenticates the customer, locks both ledger rows, applies the debit and credit provisionally without committing, and suspends the executing thread while an isolated microservice scores the transaction. A hybrid engine fuses a deterministic rule tier with two complementary unsupervised detectors, an Isolation Forest and a Local Outlier Factor model, requiring no labelled fraud data. Six user-entered fields are enriched into a thirteen-dimensional vector using client telemetry and server-resolved attributes a hostile client cannot forge. A clean verdict commits the ledger, whereas a fraudulent verdict writes the account lock and audit record in an independent transaction before triggering an atomic rollback, so a blocked transfer never attains durable existence. Evaluated on 250,000 UPI transactions using synthetic fraud injection, the hybrid achieved 0.745 recall at a 0.86 percent false-positive rate, a fivefold improvement over a single Isolation Forest, with the inline decision measured at twenty-two milliseconds.</w:t>
       </w:r>
     </w:p>
     <w:p>
@@ -5173,7 +5173,7 @@
           <w:i w:val="0"/>
           <w:sz w:val="24"/>
         </w:rPr>
-        <w:t>The machine learning requirement is equally well supported. Both detectors used in the hybrid engine are available in scikit-learn, are unsupervised and therefore require no labelled fraud corpus, and have inference costs measured in single-digit milliseconds on commodity hardware. The decisive technical question was whether the complete inline path could complete within a latency budget acceptable on a live payment rail. This was answered empirically: the measured end-to-end decision time is eleven to twelve milliseconds, well inside the fifty millisecond budget set at design time, confirming technical feasibility rather than assuming it.</w:t>
+        <w:t>The machine learning requirement is equally well supported. Both detectors used in the hybrid engine are available in scikit-learn, are unsupervised and therefore require no labelled fraud corpus, and have inference costs measured in single-digit milliseconds per detector on commodity hardware. The decisive technical question was whether the complete inline path could complete within a latency budget acceptable on a live payment rail. This was answered empirically: the measured end-to-end decision time is twenty-two milliseconds, well inside the fifty millisecond budget set at design time, confirming technical feasibility rather than assuming it.</w:t>
       </w:r>
     </w:p>
     <w:p>
@@ -5188,7 +5188,7 @@
           <w:i w:val="0"/>
           <w:sz w:val="24"/>
         </w:rPr>
-        <w:t>The heterogeneous three-service architecture introduces a network hop between the switch and the scoring service, which was a legitimate concern because ledger locks are held for its duration. Measurement showed this hop to cost nine to fifteen milliseconds including HTTP overhead, and a concurrency study established that the pessimistic locks are not the throughput constraint at the levels examined. Development requires only a Java Development Kit, a Python interpreter and Node.js, all freely available and already familiar.</w:t>
+        <w:t>The heterogeneous three-service architecture introduces a network hop between the switch and the scoring service, which was a legitimate concern because ledger locks are held for its duration. Measurement showed this hop to cost approximately nineteen milliseconds including HTTP overhead, and a concurrency study established that the pessimistic locks are not the throughput constraint at the levels examined. Development requires only a Java Development Kit, a Python interpreter and Node.js, all freely available and already familiar.</w:t>
       </w:r>
     </w:p>
     <w:p>
@@ -5278,7 +5278,7 @@
           <w:i w:val="0"/>
           <w:sz w:val="24"/>
         </w:rPr>
-        <w:t>The system is operationally feasible because it imposes no additional burden on the customer. The fraud check is invisible in the normal case: the user enters the payee address, amount and MPIN exactly as in any existing UPI application, and the eleven to twelve millisecond decision is imperceptible against the several hundred milliseconds of ordinary network and interface latency. No new interaction step is introduced for a legitimate payment.</w:t>
+        <w:t>The system is operationally feasible because it imposes no additional burden on the customer. The fraud check is invisible in the normal case: the user enters the payee address, amount and MPIN exactly as in any existing UPI application, and the twenty-two millisecond decision is imperceptible against the several hundred milliseconds of ordinary network and interface latency. No new interaction step is introduced for a legitimate payment.</w:t>
       </w:r>
     </w:p>
     <w:p>
@@ -9639,7 +9639,7 @@
           <w:i w:val="0"/>
           <w:sz w:val="24"/>
         </w:rPr>
-        <w:t>Latency was measured on the complete inline path and is reported in Table 4.4. A concurrency study was additionally performed at up to one hundred simultaneous clients. It established that the throughput ceiling of approximately ninety-five transactions per second is not caused by the pessimistic ledger locks, since contended and uncontended workloads were statistically indistinguishable, but by the single-process intelligence service. Because that service is stateless, replicating it across four worker processes raised throughput by a factor of between 3.4 and 5.4. The transactional mechanism and the scoring capacity therefore scale independently.</w:t>
+        <w:t>Latency was measured on the complete inline path and is reported in Table 4.4. A concurrency study was additionally performed at up to one hundred simultaneous clients. It established that the throughput ceiling of approximately fifty transactions per second is not caused by the pessimistic ledger locks, since contended and uncontended workloads were statistically indistinguishable, but by the single-process intelligence service. Because that service is stateless, replicating it across four worker processes raised throughput by a factor of between 2.0 and 3.1. The transactional mechanism and the scoring capacity therefore scale independently.</w:t>
       </w:r>
     </w:p>
     <w:p>
@@ -9751,7 +9751,7 @@
                 <w:i w:val="0"/>
                 <w:sz w:val="20"/>
               </w:rPr>
-              <w:t>11–12 ms</w:t>
+              <w:t>22.3 ms</w:t>
             </w:r>
           </w:p>
         </w:tc>
@@ -9795,7 +9795,7 @@
                 <w:i w:val="0"/>
                 <w:sz w:val="20"/>
               </w:rPr>
-              <w:t>14 ms</w:t>
+              <w:t>29.2 ms</w:t>
             </w:r>
           </w:p>
         </w:tc>
@@ -9839,7 +9839,7 @@
                 <w:i w:val="0"/>
                 <w:sz w:val="20"/>
               </w:rPr>
-              <w:t>11–13 ms</w:t>
+              <w:t>18.7 ms</w:t>
             </w:r>
           </w:p>
         </w:tc>
@@ -9883,7 +9883,7 @@
                 <w:i w:val="0"/>
                 <w:sz w:val="20"/>
               </w:rPr>
-              <w:t>≈ 1 s</w:t>
+              <w:t>≈ 1.7 s</w:t>
             </w:r>
           </w:p>
         </w:tc>
